--- a/wptemplates/review-records.docx
+++ b/wptemplates/review-records.docx
@@ -424,6 +424,764 @@
           </w:p>
         </w:tc>
       </w:tr>
+      <w:tr>
+        <w:tc>
+          <w:tcPr>
+            <w:tcW w:type="dxa" w:w="2600"/>
+            <w:tcBorders>
+              <w:top w:val="none" w:color="FFFFFF" w:sz="0"/>
+              <w:left w:val="none" w:color="FFFFFF" w:sz="0"/>
+              <w:bottom w:val="none" w:color="FFFFFF" w:sz="0"/>
+              <w:right w:val="none" w:color="FFFFFF" w:sz="0"/>
+            </w:tcBorders>
+            <w:tcMar>
+              <w:top w:type="dxa" w:w="40"/>
+              <w:left w:type="dxa" w:w="0"/>
+              <w:bottom w:type="dxa" w:w="40"/>
+              <w:right w:type="dxa" w:w="100"/>
+            </w:tcMar>
+          </w:tcPr>
+          <w:p>
+            <w:r>
+              <w:rPr>
+                <w:rFonts w:ascii="Calibri" w:cs="Calibri" w:eastAsia="Calibri" w:hAnsi="Calibri"/>
+                <w:b/>
+                <w:bCs/>
+                <w:color w:val="767676"/>
+                <w:sz w:val="18"/>
+                <w:szCs w:val="18"/>
+              </w:rPr>
+              <w:t xml:space="preserve">Datum indiening</w:t>
+            </w:r>
+          </w:p>
+        </w:tc>
+        <w:tc>
+          <w:tcPr>
+            <w:tcW w:type="dxa" w:w="7038"/>
+            <w:tcBorders>
+              <w:top w:val="none" w:color="FFFFFF" w:sz="0"/>
+              <w:left w:val="none" w:color="FFFFFF" w:sz="0"/>
+              <w:bottom w:val="none" w:color="FFFFFF" w:sz="0"/>
+              <w:right w:val="none" w:color="FFFFFF" w:sz="0"/>
+            </w:tcBorders>
+            <w:tcMar>
+              <w:top w:type="dxa" w:w="40"/>
+              <w:left w:type="dxa" w:w="0"/>
+              <w:bottom w:type="dxa" w:w="40"/>
+              <w:right w:type="dxa" w:w="0"/>
+            </w:tcMar>
+          </w:tcPr>
+          <w:p>
+            <w:r>
+              <w:rPr>
+                <w:rFonts w:ascii="Calibri" w:cs="Calibri" w:eastAsia="Calibri" w:hAnsi="Calibri"/>
+                <w:color w:val="404040"/>
+                <w:sz w:val="19"/>
+                <w:szCs w:val="19"/>
+              </w:rPr>
+              <w:t xml:space="preserve">[ … ]</w:t>
+            </w:r>
+          </w:p>
+        </w:tc>
+      </w:tr>
+      <w:tr>
+        <w:tc>
+          <w:tcPr>
+            <w:tcW w:type="dxa" w:w="2600"/>
+            <w:tcBorders>
+              <w:top w:val="none" w:color="FFFFFF" w:sz="0"/>
+              <w:left w:val="none" w:color="FFFFFF" w:sz="0"/>
+              <w:bottom w:val="none" w:color="FFFFFF" w:sz="0"/>
+              <w:right w:val="none" w:color="FFFFFF" w:sz="0"/>
+            </w:tcBorders>
+            <w:tcMar>
+              <w:top w:type="dxa" w:w="40"/>
+              <w:left w:type="dxa" w:w="0"/>
+              <w:bottom w:type="dxa" w:w="40"/>
+              <w:right w:type="dxa" w:w="100"/>
+            </w:tcMar>
+          </w:tcPr>
+          <w:p>
+            <w:r>
+              <w:rPr>
+                <w:rFonts w:ascii="Calibri" w:cs="Calibri" w:eastAsia="Calibri" w:hAnsi="Calibri"/>
+                <w:b/>
+                <w:bCs/>
+                <w:color w:val="767676"/>
+                <w:sz w:val="18"/>
+                <w:szCs w:val="18"/>
+              </w:rPr>
+              <w:t xml:space="preserve">Datum toetsing</w:t>
+            </w:r>
+          </w:p>
+        </w:tc>
+        <w:tc>
+          <w:tcPr>
+            <w:tcW w:type="dxa" w:w="7038"/>
+            <w:tcBorders>
+              <w:top w:val="none" w:color="FFFFFF" w:sz="0"/>
+              <w:left w:val="none" w:color="FFFFFF" w:sz="0"/>
+              <w:bottom w:val="none" w:color="FFFFFF" w:sz="0"/>
+              <w:right w:val="none" w:color="FFFFFF" w:sz="0"/>
+            </w:tcBorders>
+            <w:tcMar>
+              <w:top w:type="dxa" w:w="40"/>
+              <w:left w:type="dxa" w:w="0"/>
+              <w:bottom w:type="dxa" w:w="40"/>
+              <w:right w:type="dxa" w:w="0"/>
+            </w:tcMar>
+          </w:tcPr>
+          <w:p>
+            <w:r>
+              <w:rPr>
+                <w:rFonts w:ascii="Calibri" w:cs="Calibri" w:eastAsia="Calibri" w:hAnsi="Calibri"/>
+                <w:color w:val="404040"/>
+                <w:sz w:val="19"/>
+                <w:szCs w:val="19"/>
+              </w:rPr>
+              <w:t xml:space="preserve">[ … ]</w:t>
+            </w:r>
+          </w:p>
+        </w:tc>
+      </w:tr>
+      <w:tr>
+        <w:tc>
+          <w:tcPr>
+            <w:tcW w:type="dxa" w:w="2600"/>
+            <w:tcBorders>
+              <w:top w:val="none" w:color="FFFFFF" w:sz="0"/>
+              <w:left w:val="none" w:color="FFFFFF" w:sz="0"/>
+              <w:bottom w:val="none" w:color="FFFFFF" w:sz="0"/>
+              <w:right w:val="none" w:color="FFFFFF" w:sz="0"/>
+            </w:tcBorders>
+            <w:tcMar>
+              <w:top w:type="dxa" w:w="40"/>
+              <w:left w:type="dxa" w:w="0"/>
+              <w:bottom w:type="dxa" w:w="40"/>
+              <w:right w:type="dxa" w:w="100"/>
+            </w:tcMar>
+          </w:tcPr>
+          <w:p>
+            <w:r>
+              <w:rPr>
+                <w:rFonts w:ascii="Calibri" w:cs="Calibri" w:eastAsia="Calibri" w:hAnsi="Calibri"/>
+                <w:b/>
+                <w:bCs/>
+                <w:color w:val="767676"/>
+                <w:sz w:val="18"/>
+                <w:szCs w:val="18"/>
+              </w:rPr>
+              <w:t xml:space="preserve">Datum advies</w:t>
+            </w:r>
+          </w:p>
+        </w:tc>
+        <w:tc>
+          <w:tcPr>
+            <w:tcW w:type="dxa" w:w="7038"/>
+            <w:tcBorders>
+              <w:top w:val="none" w:color="FFFFFF" w:sz="0"/>
+              <w:left w:val="none" w:color="FFFFFF" w:sz="0"/>
+              <w:bottom w:val="none" w:color="FFFFFF" w:sz="0"/>
+              <w:right w:val="none" w:color="FFFFFF" w:sz="0"/>
+            </w:tcBorders>
+            <w:tcMar>
+              <w:top w:type="dxa" w:w="40"/>
+              <w:left w:type="dxa" w:w="0"/>
+              <w:bottom w:type="dxa" w:w="40"/>
+              <w:right w:type="dxa" w:w="0"/>
+            </w:tcMar>
+          </w:tcPr>
+          <w:p>
+            <w:r>
+              <w:rPr>
+                <w:rFonts w:ascii="Calibri" w:cs="Calibri" w:eastAsia="Calibri" w:hAnsi="Calibri"/>
+                <w:color w:val="404040"/>
+                <w:sz w:val="19"/>
+                <w:szCs w:val="19"/>
+              </w:rPr>
+              <w:t xml:space="preserve">[ … ]</w:t>
+            </w:r>
+          </w:p>
+        </w:tc>
+      </w:tr>
+    </w:tbl>
+    <w:p>
+      <w:pPr>
+        <w:spacing w:after="20" w:before="260"/>
+      </w:pPr>
+      <w:r>
+        <w:rPr>
+          <w:rFonts w:ascii="Calibri" w:cs="Calibri" w:eastAsia="Calibri" w:hAnsi="Calibri"/>
+          <w:b/>
+          <w:bCs/>
+          <w:color w:val="1F3864"/>
+          <w:sz w:val="21"/>
+          <w:szCs w:val="21"/>
+        </w:rPr>
+        <w:t xml:space="preserve">Versiehistorie</w:t>
+      </w:r>
+    </w:p>
+    <w:p>
+      <w:pPr>
+        <w:spacing w:after="60"/>
+      </w:pPr>
+      <w:r>
+        <w:rPr>
+          <w:rFonts w:ascii="Calibri" w:cs="Calibri" w:eastAsia="Calibri" w:hAnsi="Calibri"/>
+          <w:i/>
+          <w:iCs/>
+          <w:color w:val="767676"/>
+          <w:sz w:val="17"/>
+          <w:szCs w:val="17"/>
+        </w:rPr>
+        <w:t xml:space="preserve">Alleen wijzigingen die de inhoud raken. Een nieuwe versie vervangt de vorige zichtbaar; wie de vorige versie kent, moet hieraan kunnen zien wat er sindsdien is veranderd.</w:t>
+      </w:r>
+    </w:p>
+    <w:tbl>
+      <w:tblPr>
+        <w:tblW w:type="dxa" w:w="9638"/>
+        <w:tblBorders>
+          <w:top w:val="single" w:color="auto" w:sz="4"/>
+          <w:left w:val="single" w:color="auto" w:sz="4"/>
+          <w:bottom w:val="single" w:color="auto" w:sz="4"/>
+          <w:right w:val="single" w:color="auto" w:sz="4"/>
+          <w:insideH w:val="single" w:color="auto" w:sz="4"/>
+          <w:insideV w:val="single" w:color="auto" w:sz="4"/>
+        </w:tblBorders>
+      </w:tblPr>
+      <w:tblGrid>
+        <w:gridCol w:w="900"/>
+        <w:gridCol w:w="1200"/>
+        <w:gridCol w:w="6138"/>
+        <w:gridCol w:w="1400"/>
+      </w:tblGrid>
+      <w:tr>
+        <w:trPr>
+          <w:tblHeader/>
+        </w:trPr>
+        <w:tc>
+          <w:tcPr>
+            <w:tcW w:type="dxa" w:w="900"/>
+            <w:tcBorders>
+              <w:top w:val="single" w:color="BFBFBF" w:sz="2"/>
+              <w:left w:val="single" w:color="BFBFBF" w:sz="2"/>
+              <w:bottom w:val="single" w:color="BFBFBF" w:sz="2"/>
+              <w:right w:val="single" w:color="BFBFBF" w:sz="2"/>
+            </w:tcBorders>
+            <w:shd w:fill="EFF2F7" w:color="auto" w:val="clear"/>
+            <w:tcMar>
+              <w:top w:type="dxa" w:w="60"/>
+              <w:left w:type="dxa" w:w="100"/>
+              <w:bottom w:type="dxa" w:w="60"/>
+              <w:right w:type="dxa" w:w="100"/>
+            </w:tcMar>
+          </w:tcPr>
+          <w:p>
+            <w:r>
+              <w:rPr>
+                <w:rFonts w:ascii="Calibri" w:cs="Calibri" w:eastAsia="Calibri" w:hAnsi="Calibri"/>
+                <w:b/>
+                <w:bCs/>
+                <w:i w:val="false"/>
+                <w:iCs w:val="false"/>
+                <w:color w:val="1F3864"/>
+                <w:sz w:val="19"/>
+                <w:szCs w:val="19"/>
+              </w:rPr>
+              <w:t xml:space="preserve">Versie</w:t>
+            </w:r>
+          </w:p>
+        </w:tc>
+        <w:tc>
+          <w:tcPr>
+            <w:tcW w:type="dxa" w:w="1200"/>
+            <w:tcBorders>
+              <w:top w:val="single" w:color="BFBFBF" w:sz="2"/>
+              <w:left w:val="single" w:color="BFBFBF" w:sz="2"/>
+              <w:bottom w:val="single" w:color="BFBFBF" w:sz="2"/>
+              <w:right w:val="single" w:color="BFBFBF" w:sz="2"/>
+            </w:tcBorders>
+            <w:shd w:fill="EFF2F7" w:color="auto" w:val="clear"/>
+            <w:tcMar>
+              <w:top w:type="dxa" w:w="60"/>
+              <w:left w:type="dxa" w:w="100"/>
+              <w:bottom w:type="dxa" w:w="60"/>
+              <w:right w:type="dxa" w:w="100"/>
+            </w:tcMar>
+          </w:tcPr>
+          <w:p>
+            <w:r>
+              <w:rPr>
+                <w:rFonts w:ascii="Calibri" w:cs="Calibri" w:eastAsia="Calibri" w:hAnsi="Calibri"/>
+                <w:b/>
+                <w:bCs/>
+                <w:i w:val="false"/>
+                <w:iCs w:val="false"/>
+                <w:color w:val="1F3864"/>
+                <w:sz w:val="19"/>
+                <w:szCs w:val="19"/>
+              </w:rPr>
+              <w:t xml:space="preserve">Datum</w:t>
+            </w:r>
+          </w:p>
+        </w:tc>
+        <w:tc>
+          <w:tcPr>
+            <w:tcW w:type="dxa" w:w="6138"/>
+            <w:tcBorders>
+              <w:top w:val="single" w:color="BFBFBF" w:sz="2"/>
+              <w:left w:val="single" w:color="BFBFBF" w:sz="2"/>
+              <w:bottom w:val="single" w:color="BFBFBF" w:sz="2"/>
+              <w:right w:val="single" w:color="BFBFBF" w:sz="2"/>
+            </w:tcBorders>
+            <w:shd w:fill="EFF2F7" w:color="auto" w:val="clear"/>
+            <w:tcMar>
+              <w:top w:type="dxa" w:w="60"/>
+              <w:left w:type="dxa" w:w="100"/>
+              <w:bottom w:type="dxa" w:w="60"/>
+              <w:right w:type="dxa" w:w="100"/>
+            </w:tcMar>
+          </w:tcPr>
+          <w:p>
+            <w:r>
+              <w:rPr>
+                <w:rFonts w:ascii="Calibri" w:cs="Calibri" w:eastAsia="Calibri" w:hAnsi="Calibri"/>
+                <w:b/>
+                <w:bCs/>
+                <w:i w:val="false"/>
+                <w:iCs w:val="false"/>
+                <w:color w:val="1F3864"/>
+                <w:sz w:val="19"/>
+                <w:szCs w:val="19"/>
+              </w:rPr>
+              <w:t xml:space="preserve">Wijziging</w:t>
+            </w:r>
+          </w:p>
+        </w:tc>
+        <w:tc>
+          <w:tcPr>
+            <w:tcW w:type="dxa" w:w="1400"/>
+            <w:tcBorders>
+              <w:top w:val="single" w:color="BFBFBF" w:sz="2"/>
+              <w:left w:val="single" w:color="BFBFBF" w:sz="2"/>
+              <w:bottom w:val="single" w:color="BFBFBF" w:sz="2"/>
+              <w:right w:val="single" w:color="BFBFBF" w:sz="2"/>
+            </w:tcBorders>
+            <w:shd w:fill="EFF2F7" w:color="auto" w:val="clear"/>
+            <w:tcMar>
+              <w:top w:type="dxa" w:w="60"/>
+              <w:left w:type="dxa" w:w="100"/>
+              <w:bottom w:type="dxa" w:w="60"/>
+              <w:right w:type="dxa" w:w="100"/>
+            </w:tcMar>
+          </w:tcPr>
+          <w:p>
+            <w:r>
+              <w:rPr>
+                <w:rFonts w:ascii="Calibri" w:cs="Calibri" w:eastAsia="Calibri" w:hAnsi="Calibri"/>
+                <w:b/>
+                <w:bCs/>
+                <w:i w:val="false"/>
+                <w:iCs w:val="false"/>
+                <w:color w:val="1F3864"/>
+                <w:sz w:val="19"/>
+                <w:szCs w:val="19"/>
+              </w:rPr>
+              <w:t xml:space="preserve">Door</w:t>
+            </w:r>
+          </w:p>
+        </w:tc>
+      </w:tr>
+      <w:tr>
+        <w:tc>
+          <w:tcPr>
+            <w:tcW w:type="dxa" w:w="900"/>
+            <w:tcBorders>
+              <w:top w:val="single" w:color="BFBFBF" w:sz="2"/>
+              <w:left w:val="single" w:color="BFBFBF" w:sz="2"/>
+              <w:bottom w:val="single" w:color="BFBFBF" w:sz="2"/>
+              <w:right w:val="single" w:color="BFBFBF" w:sz="2"/>
+            </w:tcBorders>
+            <w:tcMar>
+              <w:top w:type="dxa" w:w="60"/>
+              <w:left w:type="dxa" w:w="100"/>
+              <w:bottom w:type="dxa" w:w="60"/>
+              <w:right w:type="dxa" w:w="100"/>
+            </w:tcMar>
+          </w:tcPr>
+          <w:p>
+            <w:r>
+              <w:rPr>
+                <w:rFonts w:ascii="Calibri" w:cs="Calibri" w:eastAsia="Calibri" w:hAnsi="Calibri"/>
+                <w:b w:val="false"/>
+                <w:bCs w:val="false"/>
+                <w:i w:val="false"/>
+                <w:iCs w:val="false"/>
+                <w:color w:val="000000"/>
+                <w:sz w:val="19"/>
+                <w:szCs w:val="19"/>
+              </w:rPr>
+              <w:t xml:space="preserve"/>
+            </w:r>
+          </w:p>
+        </w:tc>
+        <w:tc>
+          <w:tcPr>
+            <w:tcW w:type="dxa" w:w="1200"/>
+            <w:tcBorders>
+              <w:top w:val="single" w:color="BFBFBF" w:sz="2"/>
+              <w:left w:val="single" w:color="BFBFBF" w:sz="2"/>
+              <w:bottom w:val="single" w:color="BFBFBF" w:sz="2"/>
+              <w:right w:val="single" w:color="BFBFBF" w:sz="2"/>
+            </w:tcBorders>
+            <w:tcMar>
+              <w:top w:type="dxa" w:w="60"/>
+              <w:left w:type="dxa" w:w="100"/>
+              <w:bottom w:type="dxa" w:w="60"/>
+              <w:right w:type="dxa" w:w="100"/>
+            </w:tcMar>
+          </w:tcPr>
+          <w:p>
+            <w:r>
+              <w:rPr>
+                <w:rFonts w:ascii="Calibri" w:cs="Calibri" w:eastAsia="Calibri" w:hAnsi="Calibri"/>
+                <w:b w:val="false"/>
+                <w:bCs w:val="false"/>
+                <w:i w:val="false"/>
+                <w:iCs w:val="false"/>
+                <w:color w:val="000000"/>
+                <w:sz w:val="19"/>
+                <w:szCs w:val="19"/>
+              </w:rPr>
+              <w:t xml:space="preserve"/>
+            </w:r>
+          </w:p>
+        </w:tc>
+        <w:tc>
+          <w:tcPr>
+            <w:tcW w:type="dxa" w:w="6138"/>
+            <w:tcBorders>
+              <w:top w:val="single" w:color="BFBFBF" w:sz="2"/>
+              <w:left w:val="single" w:color="BFBFBF" w:sz="2"/>
+              <w:bottom w:val="single" w:color="BFBFBF" w:sz="2"/>
+              <w:right w:val="single" w:color="BFBFBF" w:sz="2"/>
+            </w:tcBorders>
+            <w:tcMar>
+              <w:top w:type="dxa" w:w="60"/>
+              <w:left w:type="dxa" w:w="100"/>
+              <w:bottom w:type="dxa" w:w="60"/>
+              <w:right w:type="dxa" w:w="100"/>
+            </w:tcMar>
+          </w:tcPr>
+          <w:p>
+            <w:r>
+              <w:rPr>
+                <w:rFonts w:ascii="Calibri" w:cs="Calibri" w:eastAsia="Calibri" w:hAnsi="Calibri"/>
+                <w:b w:val="false"/>
+                <w:bCs w:val="false"/>
+                <w:i w:val="false"/>
+                <w:iCs w:val="false"/>
+                <w:color w:val="000000"/>
+                <w:sz w:val="19"/>
+                <w:szCs w:val="19"/>
+              </w:rPr>
+              <w:t xml:space="preserve"/>
+            </w:r>
+          </w:p>
+        </w:tc>
+        <w:tc>
+          <w:tcPr>
+            <w:tcW w:type="dxa" w:w="1400"/>
+            <w:tcBorders>
+              <w:top w:val="single" w:color="BFBFBF" w:sz="2"/>
+              <w:left w:val="single" w:color="BFBFBF" w:sz="2"/>
+              <w:bottom w:val="single" w:color="BFBFBF" w:sz="2"/>
+              <w:right w:val="single" w:color="BFBFBF" w:sz="2"/>
+            </w:tcBorders>
+            <w:tcMar>
+              <w:top w:type="dxa" w:w="60"/>
+              <w:left w:type="dxa" w:w="100"/>
+              <w:bottom w:type="dxa" w:w="60"/>
+              <w:right w:type="dxa" w:w="100"/>
+            </w:tcMar>
+          </w:tcPr>
+          <w:p>
+            <w:r>
+              <w:rPr>
+                <w:rFonts w:ascii="Calibri" w:cs="Calibri" w:eastAsia="Calibri" w:hAnsi="Calibri"/>
+                <w:b w:val="false"/>
+                <w:bCs w:val="false"/>
+                <w:i w:val="false"/>
+                <w:iCs w:val="false"/>
+                <w:color w:val="000000"/>
+                <w:sz w:val="19"/>
+                <w:szCs w:val="19"/>
+              </w:rPr>
+              <w:t xml:space="preserve"/>
+            </w:r>
+          </w:p>
+        </w:tc>
+      </w:tr>
+      <w:tr>
+        <w:tc>
+          <w:tcPr>
+            <w:tcW w:type="dxa" w:w="900"/>
+            <w:tcBorders>
+              <w:top w:val="single" w:color="BFBFBF" w:sz="2"/>
+              <w:left w:val="single" w:color="BFBFBF" w:sz="2"/>
+              <w:bottom w:val="single" w:color="BFBFBF" w:sz="2"/>
+              <w:right w:val="single" w:color="BFBFBF" w:sz="2"/>
+            </w:tcBorders>
+            <w:tcMar>
+              <w:top w:type="dxa" w:w="60"/>
+              <w:left w:type="dxa" w:w="100"/>
+              <w:bottom w:type="dxa" w:w="60"/>
+              <w:right w:type="dxa" w:w="100"/>
+            </w:tcMar>
+          </w:tcPr>
+          <w:p>
+            <w:r>
+              <w:rPr>
+                <w:rFonts w:ascii="Calibri" w:cs="Calibri" w:eastAsia="Calibri" w:hAnsi="Calibri"/>
+                <w:b w:val="false"/>
+                <w:bCs w:val="false"/>
+                <w:i w:val="false"/>
+                <w:iCs w:val="false"/>
+                <w:color w:val="000000"/>
+                <w:sz w:val="19"/>
+                <w:szCs w:val="19"/>
+              </w:rPr>
+              <w:t xml:space="preserve"/>
+            </w:r>
+          </w:p>
+        </w:tc>
+        <w:tc>
+          <w:tcPr>
+            <w:tcW w:type="dxa" w:w="1200"/>
+            <w:tcBorders>
+              <w:top w:val="single" w:color="BFBFBF" w:sz="2"/>
+              <w:left w:val="single" w:color="BFBFBF" w:sz="2"/>
+              <w:bottom w:val="single" w:color="BFBFBF" w:sz="2"/>
+              <w:right w:val="single" w:color="BFBFBF" w:sz="2"/>
+            </w:tcBorders>
+            <w:tcMar>
+              <w:top w:type="dxa" w:w="60"/>
+              <w:left w:type="dxa" w:w="100"/>
+              <w:bottom w:type="dxa" w:w="60"/>
+              <w:right w:type="dxa" w:w="100"/>
+            </w:tcMar>
+          </w:tcPr>
+          <w:p>
+            <w:r>
+              <w:rPr>
+                <w:rFonts w:ascii="Calibri" w:cs="Calibri" w:eastAsia="Calibri" w:hAnsi="Calibri"/>
+                <w:b w:val="false"/>
+                <w:bCs w:val="false"/>
+                <w:i w:val="false"/>
+                <w:iCs w:val="false"/>
+                <w:color w:val="000000"/>
+                <w:sz w:val="19"/>
+                <w:szCs w:val="19"/>
+              </w:rPr>
+              <w:t xml:space="preserve"/>
+            </w:r>
+          </w:p>
+        </w:tc>
+        <w:tc>
+          <w:tcPr>
+            <w:tcW w:type="dxa" w:w="6138"/>
+            <w:tcBorders>
+              <w:top w:val="single" w:color="BFBFBF" w:sz="2"/>
+              <w:left w:val="single" w:color="BFBFBF" w:sz="2"/>
+              <w:bottom w:val="single" w:color="BFBFBF" w:sz="2"/>
+              <w:right w:val="single" w:color="BFBFBF" w:sz="2"/>
+            </w:tcBorders>
+            <w:tcMar>
+              <w:top w:type="dxa" w:w="60"/>
+              <w:left w:type="dxa" w:w="100"/>
+              <w:bottom w:type="dxa" w:w="60"/>
+              <w:right w:type="dxa" w:w="100"/>
+            </w:tcMar>
+          </w:tcPr>
+          <w:p>
+            <w:r>
+              <w:rPr>
+                <w:rFonts w:ascii="Calibri" w:cs="Calibri" w:eastAsia="Calibri" w:hAnsi="Calibri"/>
+                <w:b w:val="false"/>
+                <w:bCs w:val="false"/>
+                <w:i w:val="false"/>
+                <w:iCs w:val="false"/>
+                <w:color w:val="000000"/>
+                <w:sz w:val="19"/>
+                <w:szCs w:val="19"/>
+              </w:rPr>
+              <w:t xml:space="preserve"/>
+            </w:r>
+          </w:p>
+        </w:tc>
+        <w:tc>
+          <w:tcPr>
+            <w:tcW w:type="dxa" w:w="1400"/>
+            <w:tcBorders>
+              <w:top w:val="single" w:color="BFBFBF" w:sz="2"/>
+              <w:left w:val="single" w:color="BFBFBF" w:sz="2"/>
+              <w:bottom w:val="single" w:color="BFBFBF" w:sz="2"/>
+              <w:right w:val="single" w:color="BFBFBF" w:sz="2"/>
+            </w:tcBorders>
+            <w:tcMar>
+              <w:top w:type="dxa" w:w="60"/>
+              <w:left w:type="dxa" w:w="100"/>
+              <w:bottom w:type="dxa" w:w="60"/>
+              <w:right w:type="dxa" w:w="100"/>
+            </w:tcMar>
+          </w:tcPr>
+          <w:p>
+            <w:r>
+              <w:rPr>
+                <w:rFonts w:ascii="Calibri" w:cs="Calibri" w:eastAsia="Calibri" w:hAnsi="Calibri"/>
+                <w:b w:val="false"/>
+                <w:bCs w:val="false"/>
+                <w:i w:val="false"/>
+                <w:iCs w:val="false"/>
+                <w:color w:val="000000"/>
+                <w:sz w:val="19"/>
+                <w:szCs w:val="19"/>
+              </w:rPr>
+              <w:t xml:space="preserve"/>
+            </w:r>
+          </w:p>
+        </w:tc>
+      </w:tr>
+      <w:tr>
+        <w:tc>
+          <w:tcPr>
+            <w:tcW w:type="dxa" w:w="900"/>
+            <w:tcBorders>
+              <w:top w:val="single" w:color="BFBFBF" w:sz="2"/>
+              <w:left w:val="single" w:color="BFBFBF" w:sz="2"/>
+              <w:bottom w:val="single" w:color="BFBFBF" w:sz="2"/>
+              <w:right w:val="single" w:color="BFBFBF" w:sz="2"/>
+            </w:tcBorders>
+            <w:tcMar>
+              <w:top w:type="dxa" w:w="60"/>
+              <w:left w:type="dxa" w:w="100"/>
+              <w:bottom w:type="dxa" w:w="60"/>
+              <w:right w:type="dxa" w:w="100"/>
+            </w:tcMar>
+          </w:tcPr>
+          <w:p>
+            <w:r>
+              <w:rPr>
+                <w:rFonts w:ascii="Calibri" w:cs="Calibri" w:eastAsia="Calibri" w:hAnsi="Calibri"/>
+                <w:b w:val="false"/>
+                <w:bCs w:val="false"/>
+                <w:i w:val="false"/>
+                <w:iCs w:val="false"/>
+                <w:color w:val="000000"/>
+                <w:sz w:val="19"/>
+                <w:szCs w:val="19"/>
+              </w:rPr>
+              <w:t xml:space="preserve"/>
+            </w:r>
+          </w:p>
+        </w:tc>
+        <w:tc>
+          <w:tcPr>
+            <w:tcW w:type="dxa" w:w="1200"/>
+            <w:tcBorders>
+              <w:top w:val="single" w:color="BFBFBF" w:sz="2"/>
+              <w:left w:val="single" w:color="BFBFBF" w:sz="2"/>
+              <w:bottom w:val="single" w:color="BFBFBF" w:sz="2"/>
+              <w:right w:val="single" w:color="BFBFBF" w:sz="2"/>
+            </w:tcBorders>
+            <w:tcMar>
+              <w:top w:type="dxa" w:w="60"/>
+              <w:left w:type="dxa" w:w="100"/>
+              <w:bottom w:type="dxa" w:w="60"/>
+              <w:right w:type="dxa" w:w="100"/>
+            </w:tcMar>
+          </w:tcPr>
+          <w:p>
+            <w:r>
+              <w:rPr>
+                <w:rFonts w:ascii="Calibri" w:cs="Calibri" w:eastAsia="Calibri" w:hAnsi="Calibri"/>
+                <w:b w:val="false"/>
+                <w:bCs w:val="false"/>
+                <w:i w:val="false"/>
+                <w:iCs w:val="false"/>
+                <w:color w:val="000000"/>
+                <w:sz w:val="19"/>
+                <w:szCs w:val="19"/>
+              </w:rPr>
+              <w:t xml:space="preserve"/>
+            </w:r>
+          </w:p>
+        </w:tc>
+        <w:tc>
+          <w:tcPr>
+            <w:tcW w:type="dxa" w:w="6138"/>
+            <w:tcBorders>
+              <w:top w:val="single" w:color="BFBFBF" w:sz="2"/>
+              <w:left w:val="single" w:color="BFBFBF" w:sz="2"/>
+              <w:bottom w:val="single" w:color="BFBFBF" w:sz="2"/>
+              <w:right w:val="single" w:color="BFBFBF" w:sz="2"/>
+            </w:tcBorders>
+            <w:tcMar>
+              <w:top w:type="dxa" w:w="60"/>
+              <w:left w:type="dxa" w:w="100"/>
+              <w:bottom w:type="dxa" w:w="60"/>
+              <w:right w:type="dxa" w:w="100"/>
+            </w:tcMar>
+          </w:tcPr>
+          <w:p>
+            <w:r>
+              <w:rPr>
+                <w:rFonts w:ascii="Calibri" w:cs="Calibri" w:eastAsia="Calibri" w:hAnsi="Calibri"/>
+                <w:b w:val="false"/>
+                <w:bCs w:val="false"/>
+                <w:i w:val="false"/>
+                <w:iCs w:val="false"/>
+                <w:color w:val="000000"/>
+                <w:sz w:val="19"/>
+                <w:szCs w:val="19"/>
+              </w:rPr>
+              <w:t xml:space="preserve"/>
+            </w:r>
+          </w:p>
+        </w:tc>
+        <w:tc>
+          <w:tcPr>
+            <w:tcW w:type="dxa" w:w="1400"/>
+            <w:tcBorders>
+              <w:top w:val="single" w:color="BFBFBF" w:sz="2"/>
+              <w:left w:val="single" w:color="BFBFBF" w:sz="2"/>
+              <w:bottom w:val="single" w:color="BFBFBF" w:sz="2"/>
+              <w:right w:val="single" w:color="BFBFBF" w:sz="2"/>
+            </w:tcBorders>
+            <w:tcMar>
+              <w:top w:type="dxa" w:w="60"/>
+              <w:left w:type="dxa" w:w="100"/>
+              <w:bottom w:type="dxa" w:w="60"/>
+              <w:right w:type="dxa" w:w="100"/>
+            </w:tcMar>
+          </w:tcPr>
+          <w:p>
+            <w:r>
+              <w:rPr>
+                <w:rFonts w:ascii="Calibri" w:cs="Calibri" w:eastAsia="Calibri" w:hAnsi="Calibri"/>
+                <w:b w:val="false"/>
+                <w:bCs w:val="false"/>
+                <w:i w:val="false"/>
+                <w:iCs w:val="false"/>
+                <w:color w:val="000000"/>
+                <w:sz w:val="19"/>
+                <w:szCs w:val="19"/>
+              </w:rPr>
+              <w:t xml:space="preserve"/>
+            </w:r>
+          </w:p>
+        </w:tc>
+      </w:tr>
     </w:tbl>
     <w:p>
       <w:pPr>
@@ -750,6 +1508,52 @@
           <w:sz w:val="21"/>
           <w:szCs w:val="21"/>
         </w:rPr>
+        <w:t xml:space="preserve">Toetsdiepte</w:t>
+      </w:r>
+    </w:p>
+    <w:p>
+      <w:pPr>
+        <w:spacing w:after="60"/>
+      </w:pPr>
+      <w:r>
+        <w:rPr>
+          <w:rFonts w:ascii="Calibri" w:cs="Calibri" w:eastAsia="Calibri" w:hAnsi="Calibri"/>
+          <w:i/>
+          <w:iCs/>
+          <w:color w:val="767676"/>
+          <w:sz w:val="17"/>
+          <w:szCs w:val="17"/>
+        </w:rPr>
+        <w:t xml:space="preserve">Quickscan of volledige toets, en waarom. Een quickscan volstaat wanneer het geval binnen de paved road blijft en geen nieuwe koppeling, gegevensstroom of leverancier introduceert. In alle andere gevallen volgt een volledige toets. Noteer de keuze hier, zodat achteraf te zien is waarom een geval licht of zwaar is behandeld.</w:t>
+      </w:r>
+    </w:p>
+    <w:p>
+      <w:pPr>
+        <w:spacing w:after="40"/>
+      </w:pPr>
+      <w:r>
+        <w:rPr>
+          <w:rFonts w:ascii="Calibri" w:cs="Calibri" w:eastAsia="Calibri" w:hAnsi="Calibri"/>
+          <w:color w:val="404040"/>
+          <w:sz w:val="20"/>
+          <w:szCs w:val="20"/>
+        </w:rPr>
+        <w:t xml:space="preserve">[ … ]</w:t>
+      </w:r>
+    </w:p>
+    <w:p>
+      <w:pPr>
+        <w:spacing w:after="20" w:before="260"/>
+      </w:pPr>
+      <w:r>
+        <w:rPr>
+          <w:rFonts w:ascii="Calibri" w:cs="Calibri" w:eastAsia="Calibri" w:hAnsi="Calibri"/>
+          <w:b/>
+          <w:bCs/>
+          <w:color w:val="1F3864"/>
+          <w:sz w:val="21"/>
+          <w:szCs w:val="21"/>
+        </w:rPr>
         <w:t xml:space="preserve">Waaraan is getoetst</w:t>
       </w:r>
     </w:p>
@@ -783,6 +1587,1022 @@
         <w:t xml:space="preserve">[ … ]</w:t>
       </w:r>
     </w:p>
+    <w:p>
+      <w:pPr>
+        <w:spacing w:after="60"/>
+      </w:pPr>
+      <w:r>
+        <w:rPr>
+          <w:rFonts w:ascii="Calibri" w:cs="Calibri" w:eastAsia="Calibri" w:hAnsi="Calibri"/>
+          <w:i/>
+          <w:iCs/>
+          <w:color w:val="767676"/>
+          <w:sz w:val="17"/>
+          <w:szCs w:val="17"/>
+        </w:rPr>
+        <w:t xml:space="preserve">Per criterium één expliciet oordeel: voldoet, voldoet niet, of niet van toepassing. Criteria die niet zijn toegepast horen hier niet thuis. "Raakt" verwijst naar de laag waarop het criterium is gehouden — organisatie, proces, informatie, applicatie of techniek.</w:t>
+      </w:r>
+    </w:p>
+    <w:tbl>
+      <w:tblPr>
+        <w:tblW w:type="dxa" w:w="9638"/>
+        <w:tblBorders>
+          <w:top w:val="single" w:color="auto" w:sz="4"/>
+          <w:left w:val="single" w:color="auto" w:sz="4"/>
+          <w:bottom w:val="single" w:color="auto" w:sz="4"/>
+          <w:right w:val="single" w:color="auto" w:sz="4"/>
+          <w:insideH w:val="single" w:color="auto" w:sz="4"/>
+          <w:insideV w:val="single" w:color="auto" w:sz="4"/>
+        </w:tblBorders>
+      </w:tblPr>
+      <w:tblGrid>
+        <w:gridCol w:w="2500"/>
+        <w:gridCol w:w="1600"/>
+        <w:gridCol w:w="1400"/>
+        <w:gridCol w:w="1400"/>
+        <w:gridCol w:w="2738"/>
+      </w:tblGrid>
+      <w:tr>
+        <w:trPr>
+          <w:tblHeader/>
+        </w:trPr>
+        <w:tc>
+          <w:tcPr>
+            <w:tcW w:type="dxa" w:w="2500"/>
+            <w:tcBorders>
+              <w:top w:val="single" w:color="BFBFBF" w:sz="2"/>
+              <w:left w:val="single" w:color="BFBFBF" w:sz="2"/>
+              <w:bottom w:val="single" w:color="BFBFBF" w:sz="2"/>
+              <w:right w:val="single" w:color="BFBFBF" w:sz="2"/>
+            </w:tcBorders>
+            <w:shd w:fill="EFF2F7" w:color="auto" w:val="clear"/>
+            <w:tcMar>
+              <w:top w:type="dxa" w:w="60"/>
+              <w:left w:type="dxa" w:w="100"/>
+              <w:bottom w:type="dxa" w:w="60"/>
+              <w:right w:type="dxa" w:w="100"/>
+            </w:tcMar>
+          </w:tcPr>
+          <w:p>
+            <w:r>
+              <w:rPr>
+                <w:rFonts w:ascii="Calibri" w:cs="Calibri" w:eastAsia="Calibri" w:hAnsi="Calibri"/>
+                <w:b/>
+                <w:bCs/>
+                <w:i w:val="false"/>
+                <w:iCs w:val="false"/>
+                <w:color w:val="1F3864"/>
+                <w:sz w:val="19"/>
+                <w:szCs w:val="19"/>
+              </w:rPr>
+              <w:t xml:space="preserve">Criterium</w:t>
+            </w:r>
+          </w:p>
+        </w:tc>
+        <w:tc>
+          <w:tcPr>
+            <w:tcW w:type="dxa" w:w="1600"/>
+            <w:tcBorders>
+              <w:top w:val="single" w:color="BFBFBF" w:sz="2"/>
+              <w:left w:val="single" w:color="BFBFBF" w:sz="2"/>
+              <w:bottom w:val="single" w:color="BFBFBF" w:sz="2"/>
+              <w:right w:val="single" w:color="BFBFBF" w:sz="2"/>
+            </w:tcBorders>
+            <w:shd w:fill="EFF2F7" w:color="auto" w:val="clear"/>
+            <w:tcMar>
+              <w:top w:type="dxa" w:w="60"/>
+              <w:left w:type="dxa" w:w="100"/>
+              <w:bottom w:type="dxa" w:w="60"/>
+              <w:right w:type="dxa" w:w="100"/>
+            </w:tcMar>
+          </w:tcPr>
+          <w:p>
+            <w:r>
+              <w:rPr>
+                <w:rFonts w:ascii="Calibri" w:cs="Calibri" w:eastAsia="Calibri" w:hAnsi="Calibri"/>
+                <w:b/>
+                <w:bCs/>
+                <w:i w:val="false"/>
+                <w:iCs w:val="false"/>
+                <w:color w:val="1F3864"/>
+                <w:sz w:val="19"/>
+                <w:szCs w:val="19"/>
+              </w:rPr>
+              <w:t xml:space="preserve">Herkomst</w:t>
+            </w:r>
+          </w:p>
+        </w:tc>
+        <w:tc>
+          <w:tcPr>
+            <w:tcW w:type="dxa" w:w="1400"/>
+            <w:tcBorders>
+              <w:top w:val="single" w:color="BFBFBF" w:sz="2"/>
+              <w:left w:val="single" w:color="BFBFBF" w:sz="2"/>
+              <w:bottom w:val="single" w:color="BFBFBF" w:sz="2"/>
+              <w:right w:val="single" w:color="BFBFBF" w:sz="2"/>
+            </w:tcBorders>
+            <w:shd w:fill="EFF2F7" w:color="auto" w:val="clear"/>
+            <w:tcMar>
+              <w:top w:type="dxa" w:w="60"/>
+              <w:left w:type="dxa" w:w="100"/>
+              <w:bottom w:type="dxa" w:w="60"/>
+              <w:right w:type="dxa" w:w="100"/>
+            </w:tcMar>
+          </w:tcPr>
+          <w:p>
+            <w:r>
+              <w:rPr>
+                <w:rFonts w:ascii="Calibri" w:cs="Calibri" w:eastAsia="Calibri" w:hAnsi="Calibri"/>
+                <w:b/>
+                <w:bCs/>
+                <w:i w:val="false"/>
+                <w:iCs w:val="false"/>
+                <w:color w:val="1F3864"/>
+                <w:sz w:val="19"/>
+                <w:szCs w:val="19"/>
+              </w:rPr>
+              <w:t xml:space="preserve">Raakt</w:t>
+            </w:r>
+          </w:p>
+        </w:tc>
+        <w:tc>
+          <w:tcPr>
+            <w:tcW w:type="dxa" w:w="1400"/>
+            <w:tcBorders>
+              <w:top w:val="single" w:color="BFBFBF" w:sz="2"/>
+              <w:left w:val="single" w:color="BFBFBF" w:sz="2"/>
+              <w:bottom w:val="single" w:color="BFBFBF" w:sz="2"/>
+              <w:right w:val="single" w:color="BFBFBF" w:sz="2"/>
+            </w:tcBorders>
+            <w:shd w:fill="EFF2F7" w:color="auto" w:val="clear"/>
+            <w:tcMar>
+              <w:top w:type="dxa" w:w="60"/>
+              <w:left w:type="dxa" w:w="100"/>
+              <w:bottom w:type="dxa" w:w="60"/>
+              <w:right w:type="dxa" w:w="100"/>
+            </w:tcMar>
+          </w:tcPr>
+          <w:p>
+            <w:r>
+              <w:rPr>
+                <w:rFonts w:ascii="Calibri" w:cs="Calibri" w:eastAsia="Calibri" w:hAnsi="Calibri"/>
+                <w:b/>
+                <w:bCs/>
+                <w:i w:val="false"/>
+                <w:iCs w:val="false"/>
+                <w:color w:val="1F3864"/>
+                <w:sz w:val="19"/>
+                <w:szCs w:val="19"/>
+              </w:rPr>
+              <w:t xml:space="preserve">Oordeel</w:t>
+            </w:r>
+          </w:p>
+        </w:tc>
+        <w:tc>
+          <w:tcPr>
+            <w:tcW w:type="dxa" w:w="2738"/>
+            <w:tcBorders>
+              <w:top w:val="single" w:color="BFBFBF" w:sz="2"/>
+              <w:left w:val="single" w:color="BFBFBF" w:sz="2"/>
+              <w:bottom w:val="single" w:color="BFBFBF" w:sz="2"/>
+              <w:right w:val="single" w:color="BFBFBF" w:sz="2"/>
+            </w:tcBorders>
+            <w:shd w:fill="EFF2F7" w:color="auto" w:val="clear"/>
+            <w:tcMar>
+              <w:top w:type="dxa" w:w="60"/>
+              <w:left w:type="dxa" w:w="100"/>
+              <w:bottom w:type="dxa" w:w="60"/>
+              <w:right w:type="dxa" w:w="100"/>
+            </w:tcMar>
+          </w:tcPr>
+          <w:p>
+            <w:r>
+              <w:rPr>
+                <w:rFonts w:ascii="Calibri" w:cs="Calibri" w:eastAsia="Calibri" w:hAnsi="Calibri"/>
+                <w:b/>
+                <w:bCs/>
+                <w:i w:val="false"/>
+                <w:iCs w:val="false"/>
+                <w:color w:val="1F3864"/>
+                <w:sz w:val="19"/>
+                <w:szCs w:val="19"/>
+              </w:rPr>
+              <w:t xml:space="preserve">Toelichting</w:t>
+            </w:r>
+          </w:p>
+        </w:tc>
+      </w:tr>
+      <w:tr>
+        <w:tc>
+          <w:tcPr>
+            <w:tcW w:type="dxa" w:w="2500"/>
+            <w:tcBorders>
+              <w:top w:val="single" w:color="BFBFBF" w:sz="2"/>
+              <w:left w:val="single" w:color="BFBFBF" w:sz="2"/>
+              <w:bottom w:val="single" w:color="BFBFBF" w:sz="2"/>
+              <w:right w:val="single" w:color="BFBFBF" w:sz="2"/>
+            </w:tcBorders>
+            <w:tcMar>
+              <w:top w:type="dxa" w:w="60"/>
+              <w:left w:type="dxa" w:w="100"/>
+              <w:bottom w:type="dxa" w:w="60"/>
+              <w:right w:type="dxa" w:w="100"/>
+            </w:tcMar>
+          </w:tcPr>
+          <w:p>
+            <w:r>
+              <w:rPr>
+                <w:rFonts w:ascii="Calibri" w:cs="Calibri" w:eastAsia="Calibri" w:hAnsi="Calibri"/>
+                <w:b w:val="false"/>
+                <w:bCs w:val="false"/>
+                <w:i w:val="false"/>
+                <w:iCs w:val="false"/>
+                <w:color w:val="000000"/>
+                <w:sz w:val="19"/>
+                <w:szCs w:val="19"/>
+              </w:rPr>
+              <w:t xml:space="preserve"/>
+            </w:r>
+          </w:p>
+        </w:tc>
+        <w:tc>
+          <w:tcPr>
+            <w:tcW w:type="dxa" w:w="1600"/>
+            <w:tcBorders>
+              <w:top w:val="single" w:color="BFBFBF" w:sz="2"/>
+              <w:left w:val="single" w:color="BFBFBF" w:sz="2"/>
+              <w:bottom w:val="single" w:color="BFBFBF" w:sz="2"/>
+              <w:right w:val="single" w:color="BFBFBF" w:sz="2"/>
+            </w:tcBorders>
+            <w:tcMar>
+              <w:top w:type="dxa" w:w="60"/>
+              <w:left w:type="dxa" w:w="100"/>
+              <w:bottom w:type="dxa" w:w="60"/>
+              <w:right w:type="dxa" w:w="100"/>
+            </w:tcMar>
+          </w:tcPr>
+          <w:p>
+            <w:r>
+              <w:rPr>
+                <w:rFonts w:ascii="Calibri" w:cs="Calibri" w:eastAsia="Calibri" w:hAnsi="Calibri"/>
+                <w:b w:val="false"/>
+                <w:bCs w:val="false"/>
+                <w:i w:val="false"/>
+                <w:iCs w:val="false"/>
+                <w:color w:val="000000"/>
+                <w:sz w:val="19"/>
+                <w:szCs w:val="19"/>
+              </w:rPr>
+              <w:t xml:space="preserve"/>
+            </w:r>
+          </w:p>
+        </w:tc>
+        <w:tc>
+          <w:tcPr>
+            <w:tcW w:type="dxa" w:w="1400"/>
+            <w:tcBorders>
+              <w:top w:val="single" w:color="BFBFBF" w:sz="2"/>
+              <w:left w:val="single" w:color="BFBFBF" w:sz="2"/>
+              <w:bottom w:val="single" w:color="BFBFBF" w:sz="2"/>
+              <w:right w:val="single" w:color="BFBFBF" w:sz="2"/>
+            </w:tcBorders>
+            <w:tcMar>
+              <w:top w:type="dxa" w:w="60"/>
+              <w:left w:type="dxa" w:w="100"/>
+              <w:bottom w:type="dxa" w:w="60"/>
+              <w:right w:type="dxa" w:w="100"/>
+            </w:tcMar>
+          </w:tcPr>
+          <w:p>
+            <w:r>
+              <w:rPr>
+                <w:rFonts w:ascii="Calibri" w:cs="Calibri" w:eastAsia="Calibri" w:hAnsi="Calibri"/>
+                <w:b w:val="false"/>
+                <w:bCs w:val="false"/>
+                <w:i w:val="false"/>
+                <w:iCs w:val="false"/>
+                <w:color w:val="000000"/>
+                <w:sz w:val="19"/>
+                <w:szCs w:val="19"/>
+              </w:rPr>
+              <w:t xml:space="preserve"/>
+            </w:r>
+          </w:p>
+        </w:tc>
+        <w:tc>
+          <w:tcPr>
+            <w:tcW w:type="dxa" w:w="1400"/>
+            <w:tcBorders>
+              <w:top w:val="single" w:color="BFBFBF" w:sz="2"/>
+              <w:left w:val="single" w:color="BFBFBF" w:sz="2"/>
+              <w:bottom w:val="single" w:color="BFBFBF" w:sz="2"/>
+              <w:right w:val="single" w:color="BFBFBF" w:sz="2"/>
+            </w:tcBorders>
+            <w:tcMar>
+              <w:top w:type="dxa" w:w="60"/>
+              <w:left w:type="dxa" w:w="100"/>
+              <w:bottom w:type="dxa" w:w="60"/>
+              <w:right w:type="dxa" w:w="100"/>
+            </w:tcMar>
+          </w:tcPr>
+          <w:p>
+            <w:r>
+              <w:rPr>
+                <w:rFonts w:ascii="Calibri" w:cs="Calibri" w:eastAsia="Calibri" w:hAnsi="Calibri"/>
+                <w:b w:val="false"/>
+                <w:bCs w:val="false"/>
+                <w:i w:val="false"/>
+                <w:iCs w:val="false"/>
+                <w:color w:val="000000"/>
+                <w:sz w:val="19"/>
+                <w:szCs w:val="19"/>
+              </w:rPr>
+              <w:t xml:space="preserve"/>
+            </w:r>
+          </w:p>
+        </w:tc>
+        <w:tc>
+          <w:tcPr>
+            <w:tcW w:type="dxa" w:w="2738"/>
+            <w:tcBorders>
+              <w:top w:val="single" w:color="BFBFBF" w:sz="2"/>
+              <w:left w:val="single" w:color="BFBFBF" w:sz="2"/>
+              <w:bottom w:val="single" w:color="BFBFBF" w:sz="2"/>
+              <w:right w:val="single" w:color="BFBFBF" w:sz="2"/>
+            </w:tcBorders>
+            <w:tcMar>
+              <w:top w:type="dxa" w:w="60"/>
+              <w:left w:type="dxa" w:w="100"/>
+              <w:bottom w:type="dxa" w:w="60"/>
+              <w:right w:type="dxa" w:w="100"/>
+            </w:tcMar>
+          </w:tcPr>
+          <w:p>
+            <w:r>
+              <w:rPr>
+                <w:rFonts w:ascii="Calibri" w:cs="Calibri" w:eastAsia="Calibri" w:hAnsi="Calibri"/>
+                <w:b w:val="false"/>
+                <w:bCs w:val="false"/>
+                <w:i w:val="false"/>
+                <w:iCs w:val="false"/>
+                <w:color w:val="000000"/>
+                <w:sz w:val="19"/>
+                <w:szCs w:val="19"/>
+              </w:rPr>
+              <w:t xml:space="preserve"/>
+            </w:r>
+          </w:p>
+        </w:tc>
+      </w:tr>
+      <w:tr>
+        <w:tc>
+          <w:tcPr>
+            <w:tcW w:type="dxa" w:w="2500"/>
+            <w:tcBorders>
+              <w:top w:val="single" w:color="BFBFBF" w:sz="2"/>
+              <w:left w:val="single" w:color="BFBFBF" w:sz="2"/>
+              <w:bottom w:val="single" w:color="BFBFBF" w:sz="2"/>
+              <w:right w:val="single" w:color="BFBFBF" w:sz="2"/>
+            </w:tcBorders>
+            <w:tcMar>
+              <w:top w:type="dxa" w:w="60"/>
+              <w:left w:type="dxa" w:w="100"/>
+              <w:bottom w:type="dxa" w:w="60"/>
+              <w:right w:type="dxa" w:w="100"/>
+            </w:tcMar>
+          </w:tcPr>
+          <w:p>
+            <w:r>
+              <w:rPr>
+                <w:rFonts w:ascii="Calibri" w:cs="Calibri" w:eastAsia="Calibri" w:hAnsi="Calibri"/>
+                <w:b w:val="false"/>
+                <w:bCs w:val="false"/>
+                <w:i w:val="false"/>
+                <w:iCs w:val="false"/>
+                <w:color w:val="000000"/>
+                <w:sz w:val="19"/>
+                <w:szCs w:val="19"/>
+              </w:rPr>
+              <w:t xml:space="preserve"/>
+            </w:r>
+          </w:p>
+        </w:tc>
+        <w:tc>
+          <w:tcPr>
+            <w:tcW w:type="dxa" w:w="1600"/>
+            <w:tcBorders>
+              <w:top w:val="single" w:color="BFBFBF" w:sz="2"/>
+              <w:left w:val="single" w:color="BFBFBF" w:sz="2"/>
+              <w:bottom w:val="single" w:color="BFBFBF" w:sz="2"/>
+              <w:right w:val="single" w:color="BFBFBF" w:sz="2"/>
+            </w:tcBorders>
+            <w:tcMar>
+              <w:top w:type="dxa" w:w="60"/>
+              <w:left w:type="dxa" w:w="100"/>
+              <w:bottom w:type="dxa" w:w="60"/>
+              <w:right w:type="dxa" w:w="100"/>
+            </w:tcMar>
+          </w:tcPr>
+          <w:p>
+            <w:r>
+              <w:rPr>
+                <w:rFonts w:ascii="Calibri" w:cs="Calibri" w:eastAsia="Calibri" w:hAnsi="Calibri"/>
+                <w:b w:val="false"/>
+                <w:bCs w:val="false"/>
+                <w:i w:val="false"/>
+                <w:iCs w:val="false"/>
+                <w:color w:val="000000"/>
+                <w:sz w:val="19"/>
+                <w:szCs w:val="19"/>
+              </w:rPr>
+              <w:t xml:space="preserve"/>
+            </w:r>
+          </w:p>
+        </w:tc>
+        <w:tc>
+          <w:tcPr>
+            <w:tcW w:type="dxa" w:w="1400"/>
+            <w:tcBorders>
+              <w:top w:val="single" w:color="BFBFBF" w:sz="2"/>
+              <w:left w:val="single" w:color="BFBFBF" w:sz="2"/>
+              <w:bottom w:val="single" w:color="BFBFBF" w:sz="2"/>
+              <w:right w:val="single" w:color="BFBFBF" w:sz="2"/>
+            </w:tcBorders>
+            <w:tcMar>
+              <w:top w:type="dxa" w:w="60"/>
+              <w:left w:type="dxa" w:w="100"/>
+              <w:bottom w:type="dxa" w:w="60"/>
+              <w:right w:type="dxa" w:w="100"/>
+            </w:tcMar>
+          </w:tcPr>
+          <w:p>
+            <w:r>
+              <w:rPr>
+                <w:rFonts w:ascii="Calibri" w:cs="Calibri" w:eastAsia="Calibri" w:hAnsi="Calibri"/>
+                <w:b w:val="false"/>
+                <w:bCs w:val="false"/>
+                <w:i w:val="false"/>
+                <w:iCs w:val="false"/>
+                <w:color w:val="000000"/>
+                <w:sz w:val="19"/>
+                <w:szCs w:val="19"/>
+              </w:rPr>
+              <w:t xml:space="preserve"/>
+            </w:r>
+          </w:p>
+        </w:tc>
+        <w:tc>
+          <w:tcPr>
+            <w:tcW w:type="dxa" w:w="1400"/>
+            <w:tcBorders>
+              <w:top w:val="single" w:color="BFBFBF" w:sz="2"/>
+              <w:left w:val="single" w:color="BFBFBF" w:sz="2"/>
+              <w:bottom w:val="single" w:color="BFBFBF" w:sz="2"/>
+              <w:right w:val="single" w:color="BFBFBF" w:sz="2"/>
+            </w:tcBorders>
+            <w:tcMar>
+              <w:top w:type="dxa" w:w="60"/>
+              <w:left w:type="dxa" w:w="100"/>
+              <w:bottom w:type="dxa" w:w="60"/>
+              <w:right w:type="dxa" w:w="100"/>
+            </w:tcMar>
+          </w:tcPr>
+          <w:p>
+            <w:r>
+              <w:rPr>
+                <w:rFonts w:ascii="Calibri" w:cs="Calibri" w:eastAsia="Calibri" w:hAnsi="Calibri"/>
+                <w:b w:val="false"/>
+                <w:bCs w:val="false"/>
+                <w:i w:val="false"/>
+                <w:iCs w:val="false"/>
+                <w:color w:val="000000"/>
+                <w:sz w:val="19"/>
+                <w:szCs w:val="19"/>
+              </w:rPr>
+              <w:t xml:space="preserve"/>
+            </w:r>
+          </w:p>
+        </w:tc>
+        <w:tc>
+          <w:tcPr>
+            <w:tcW w:type="dxa" w:w="2738"/>
+            <w:tcBorders>
+              <w:top w:val="single" w:color="BFBFBF" w:sz="2"/>
+              <w:left w:val="single" w:color="BFBFBF" w:sz="2"/>
+              <w:bottom w:val="single" w:color="BFBFBF" w:sz="2"/>
+              <w:right w:val="single" w:color="BFBFBF" w:sz="2"/>
+            </w:tcBorders>
+            <w:tcMar>
+              <w:top w:type="dxa" w:w="60"/>
+              <w:left w:type="dxa" w:w="100"/>
+              <w:bottom w:type="dxa" w:w="60"/>
+              <w:right w:type="dxa" w:w="100"/>
+            </w:tcMar>
+          </w:tcPr>
+          <w:p>
+            <w:r>
+              <w:rPr>
+                <w:rFonts w:ascii="Calibri" w:cs="Calibri" w:eastAsia="Calibri" w:hAnsi="Calibri"/>
+                <w:b w:val="false"/>
+                <w:bCs w:val="false"/>
+                <w:i w:val="false"/>
+                <w:iCs w:val="false"/>
+                <w:color w:val="000000"/>
+                <w:sz w:val="19"/>
+                <w:szCs w:val="19"/>
+              </w:rPr>
+              <w:t xml:space="preserve"/>
+            </w:r>
+          </w:p>
+        </w:tc>
+      </w:tr>
+      <w:tr>
+        <w:tc>
+          <w:tcPr>
+            <w:tcW w:type="dxa" w:w="2500"/>
+            <w:tcBorders>
+              <w:top w:val="single" w:color="BFBFBF" w:sz="2"/>
+              <w:left w:val="single" w:color="BFBFBF" w:sz="2"/>
+              <w:bottom w:val="single" w:color="BFBFBF" w:sz="2"/>
+              <w:right w:val="single" w:color="BFBFBF" w:sz="2"/>
+            </w:tcBorders>
+            <w:tcMar>
+              <w:top w:type="dxa" w:w="60"/>
+              <w:left w:type="dxa" w:w="100"/>
+              <w:bottom w:type="dxa" w:w="60"/>
+              <w:right w:type="dxa" w:w="100"/>
+            </w:tcMar>
+          </w:tcPr>
+          <w:p>
+            <w:r>
+              <w:rPr>
+                <w:rFonts w:ascii="Calibri" w:cs="Calibri" w:eastAsia="Calibri" w:hAnsi="Calibri"/>
+                <w:b w:val="false"/>
+                <w:bCs w:val="false"/>
+                <w:i w:val="false"/>
+                <w:iCs w:val="false"/>
+                <w:color w:val="000000"/>
+                <w:sz w:val="19"/>
+                <w:szCs w:val="19"/>
+              </w:rPr>
+              <w:t xml:space="preserve"/>
+            </w:r>
+          </w:p>
+        </w:tc>
+        <w:tc>
+          <w:tcPr>
+            <w:tcW w:type="dxa" w:w="1600"/>
+            <w:tcBorders>
+              <w:top w:val="single" w:color="BFBFBF" w:sz="2"/>
+              <w:left w:val="single" w:color="BFBFBF" w:sz="2"/>
+              <w:bottom w:val="single" w:color="BFBFBF" w:sz="2"/>
+              <w:right w:val="single" w:color="BFBFBF" w:sz="2"/>
+            </w:tcBorders>
+            <w:tcMar>
+              <w:top w:type="dxa" w:w="60"/>
+              <w:left w:type="dxa" w:w="100"/>
+              <w:bottom w:type="dxa" w:w="60"/>
+              <w:right w:type="dxa" w:w="100"/>
+            </w:tcMar>
+          </w:tcPr>
+          <w:p>
+            <w:r>
+              <w:rPr>
+                <w:rFonts w:ascii="Calibri" w:cs="Calibri" w:eastAsia="Calibri" w:hAnsi="Calibri"/>
+                <w:b w:val="false"/>
+                <w:bCs w:val="false"/>
+                <w:i w:val="false"/>
+                <w:iCs w:val="false"/>
+                <w:color w:val="000000"/>
+                <w:sz w:val="19"/>
+                <w:szCs w:val="19"/>
+              </w:rPr>
+              <w:t xml:space="preserve"/>
+            </w:r>
+          </w:p>
+        </w:tc>
+        <w:tc>
+          <w:tcPr>
+            <w:tcW w:type="dxa" w:w="1400"/>
+            <w:tcBorders>
+              <w:top w:val="single" w:color="BFBFBF" w:sz="2"/>
+              <w:left w:val="single" w:color="BFBFBF" w:sz="2"/>
+              <w:bottom w:val="single" w:color="BFBFBF" w:sz="2"/>
+              <w:right w:val="single" w:color="BFBFBF" w:sz="2"/>
+            </w:tcBorders>
+            <w:tcMar>
+              <w:top w:type="dxa" w:w="60"/>
+              <w:left w:type="dxa" w:w="100"/>
+              <w:bottom w:type="dxa" w:w="60"/>
+              <w:right w:type="dxa" w:w="100"/>
+            </w:tcMar>
+          </w:tcPr>
+          <w:p>
+            <w:r>
+              <w:rPr>
+                <w:rFonts w:ascii="Calibri" w:cs="Calibri" w:eastAsia="Calibri" w:hAnsi="Calibri"/>
+                <w:b w:val="false"/>
+                <w:bCs w:val="false"/>
+                <w:i w:val="false"/>
+                <w:iCs w:val="false"/>
+                <w:color w:val="000000"/>
+                <w:sz w:val="19"/>
+                <w:szCs w:val="19"/>
+              </w:rPr>
+              <w:t xml:space="preserve"/>
+            </w:r>
+          </w:p>
+        </w:tc>
+        <w:tc>
+          <w:tcPr>
+            <w:tcW w:type="dxa" w:w="1400"/>
+            <w:tcBorders>
+              <w:top w:val="single" w:color="BFBFBF" w:sz="2"/>
+              <w:left w:val="single" w:color="BFBFBF" w:sz="2"/>
+              <w:bottom w:val="single" w:color="BFBFBF" w:sz="2"/>
+              <w:right w:val="single" w:color="BFBFBF" w:sz="2"/>
+            </w:tcBorders>
+            <w:tcMar>
+              <w:top w:type="dxa" w:w="60"/>
+              <w:left w:type="dxa" w:w="100"/>
+              <w:bottom w:type="dxa" w:w="60"/>
+              <w:right w:type="dxa" w:w="100"/>
+            </w:tcMar>
+          </w:tcPr>
+          <w:p>
+            <w:r>
+              <w:rPr>
+                <w:rFonts w:ascii="Calibri" w:cs="Calibri" w:eastAsia="Calibri" w:hAnsi="Calibri"/>
+                <w:b w:val="false"/>
+                <w:bCs w:val="false"/>
+                <w:i w:val="false"/>
+                <w:iCs w:val="false"/>
+                <w:color w:val="000000"/>
+                <w:sz w:val="19"/>
+                <w:szCs w:val="19"/>
+              </w:rPr>
+              <w:t xml:space="preserve"/>
+            </w:r>
+          </w:p>
+        </w:tc>
+        <w:tc>
+          <w:tcPr>
+            <w:tcW w:type="dxa" w:w="2738"/>
+            <w:tcBorders>
+              <w:top w:val="single" w:color="BFBFBF" w:sz="2"/>
+              <w:left w:val="single" w:color="BFBFBF" w:sz="2"/>
+              <w:bottom w:val="single" w:color="BFBFBF" w:sz="2"/>
+              <w:right w:val="single" w:color="BFBFBF" w:sz="2"/>
+            </w:tcBorders>
+            <w:tcMar>
+              <w:top w:type="dxa" w:w="60"/>
+              <w:left w:type="dxa" w:w="100"/>
+              <w:bottom w:type="dxa" w:w="60"/>
+              <w:right w:type="dxa" w:w="100"/>
+            </w:tcMar>
+          </w:tcPr>
+          <w:p>
+            <w:r>
+              <w:rPr>
+                <w:rFonts w:ascii="Calibri" w:cs="Calibri" w:eastAsia="Calibri" w:hAnsi="Calibri"/>
+                <w:b w:val="false"/>
+                <w:bCs w:val="false"/>
+                <w:i w:val="false"/>
+                <w:iCs w:val="false"/>
+                <w:color w:val="000000"/>
+                <w:sz w:val="19"/>
+                <w:szCs w:val="19"/>
+              </w:rPr>
+              <w:t xml:space="preserve"/>
+            </w:r>
+          </w:p>
+        </w:tc>
+      </w:tr>
+      <w:tr>
+        <w:tc>
+          <w:tcPr>
+            <w:tcW w:type="dxa" w:w="2500"/>
+            <w:tcBorders>
+              <w:top w:val="single" w:color="BFBFBF" w:sz="2"/>
+              <w:left w:val="single" w:color="BFBFBF" w:sz="2"/>
+              <w:bottom w:val="single" w:color="BFBFBF" w:sz="2"/>
+              <w:right w:val="single" w:color="BFBFBF" w:sz="2"/>
+            </w:tcBorders>
+            <w:tcMar>
+              <w:top w:type="dxa" w:w="60"/>
+              <w:left w:type="dxa" w:w="100"/>
+              <w:bottom w:type="dxa" w:w="60"/>
+              <w:right w:type="dxa" w:w="100"/>
+            </w:tcMar>
+          </w:tcPr>
+          <w:p>
+            <w:r>
+              <w:rPr>
+                <w:rFonts w:ascii="Calibri" w:cs="Calibri" w:eastAsia="Calibri" w:hAnsi="Calibri"/>
+                <w:b w:val="false"/>
+                <w:bCs w:val="false"/>
+                <w:i w:val="false"/>
+                <w:iCs w:val="false"/>
+                <w:color w:val="000000"/>
+                <w:sz w:val="19"/>
+                <w:szCs w:val="19"/>
+              </w:rPr>
+              <w:t xml:space="preserve"/>
+            </w:r>
+          </w:p>
+        </w:tc>
+        <w:tc>
+          <w:tcPr>
+            <w:tcW w:type="dxa" w:w="1600"/>
+            <w:tcBorders>
+              <w:top w:val="single" w:color="BFBFBF" w:sz="2"/>
+              <w:left w:val="single" w:color="BFBFBF" w:sz="2"/>
+              <w:bottom w:val="single" w:color="BFBFBF" w:sz="2"/>
+              <w:right w:val="single" w:color="BFBFBF" w:sz="2"/>
+            </w:tcBorders>
+            <w:tcMar>
+              <w:top w:type="dxa" w:w="60"/>
+              <w:left w:type="dxa" w:w="100"/>
+              <w:bottom w:type="dxa" w:w="60"/>
+              <w:right w:type="dxa" w:w="100"/>
+            </w:tcMar>
+          </w:tcPr>
+          <w:p>
+            <w:r>
+              <w:rPr>
+                <w:rFonts w:ascii="Calibri" w:cs="Calibri" w:eastAsia="Calibri" w:hAnsi="Calibri"/>
+                <w:b w:val="false"/>
+                <w:bCs w:val="false"/>
+                <w:i w:val="false"/>
+                <w:iCs w:val="false"/>
+                <w:color w:val="000000"/>
+                <w:sz w:val="19"/>
+                <w:szCs w:val="19"/>
+              </w:rPr>
+              <w:t xml:space="preserve"/>
+            </w:r>
+          </w:p>
+        </w:tc>
+        <w:tc>
+          <w:tcPr>
+            <w:tcW w:type="dxa" w:w="1400"/>
+            <w:tcBorders>
+              <w:top w:val="single" w:color="BFBFBF" w:sz="2"/>
+              <w:left w:val="single" w:color="BFBFBF" w:sz="2"/>
+              <w:bottom w:val="single" w:color="BFBFBF" w:sz="2"/>
+              <w:right w:val="single" w:color="BFBFBF" w:sz="2"/>
+            </w:tcBorders>
+            <w:tcMar>
+              <w:top w:type="dxa" w:w="60"/>
+              <w:left w:type="dxa" w:w="100"/>
+              <w:bottom w:type="dxa" w:w="60"/>
+              <w:right w:type="dxa" w:w="100"/>
+            </w:tcMar>
+          </w:tcPr>
+          <w:p>
+            <w:r>
+              <w:rPr>
+                <w:rFonts w:ascii="Calibri" w:cs="Calibri" w:eastAsia="Calibri" w:hAnsi="Calibri"/>
+                <w:b w:val="false"/>
+                <w:bCs w:val="false"/>
+                <w:i w:val="false"/>
+                <w:iCs w:val="false"/>
+                <w:color w:val="000000"/>
+                <w:sz w:val="19"/>
+                <w:szCs w:val="19"/>
+              </w:rPr>
+              <w:t xml:space="preserve"/>
+            </w:r>
+          </w:p>
+        </w:tc>
+        <w:tc>
+          <w:tcPr>
+            <w:tcW w:type="dxa" w:w="1400"/>
+            <w:tcBorders>
+              <w:top w:val="single" w:color="BFBFBF" w:sz="2"/>
+              <w:left w:val="single" w:color="BFBFBF" w:sz="2"/>
+              <w:bottom w:val="single" w:color="BFBFBF" w:sz="2"/>
+              <w:right w:val="single" w:color="BFBFBF" w:sz="2"/>
+            </w:tcBorders>
+            <w:tcMar>
+              <w:top w:type="dxa" w:w="60"/>
+              <w:left w:type="dxa" w:w="100"/>
+              <w:bottom w:type="dxa" w:w="60"/>
+              <w:right w:type="dxa" w:w="100"/>
+            </w:tcMar>
+          </w:tcPr>
+          <w:p>
+            <w:r>
+              <w:rPr>
+                <w:rFonts w:ascii="Calibri" w:cs="Calibri" w:eastAsia="Calibri" w:hAnsi="Calibri"/>
+                <w:b w:val="false"/>
+                <w:bCs w:val="false"/>
+                <w:i w:val="false"/>
+                <w:iCs w:val="false"/>
+                <w:color w:val="000000"/>
+                <w:sz w:val="19"/>
+                <w:szCs w:val="19"/>
+              </w:rPr>
+              <w:t xml:space="preserve"/>
+            </w:r>
+          </w:p>
+        </w:tc>
+        <w:tc>
+          <w:tcPr>
+            <w:tcW w:type="dxa" w:w="2738"/>
+            <w:tcBorders>
+              <w:top w:val="single" w:color="BFBFBF" w:sz="2"/>
+              <w:left w:val="single" w:color="BFBFBF" w:sz="2"/>
+              <w:bottom w:val="single" w:color="BFBFBF" w:sz="2"/>
+              <w:right w:val="single" w:color="BFBFBF" w:sz="2"/>
+            </w:tcBorders>
+            <w:tcMar>
+              <w:top w:type="dxa" w:w="60"/>
+              <w:left w:type="dxa" w:w="100"/>
+              <w:bottom w:type="dxa" w:w="60"/>
+              <w:right w:type="dxa" w:w="100"/>
+            </w:tcMar>
+          </w:tcPr>
+          <w:p>
+            <w:r>
+              <w:rPr>
+                <w:rFonts w:ascii="Calibri" w:cs="Calibri" w:eastAsia="Calibri" w:hAnsi="Calibri"/>
+                <w:b w:val="false"/>
+                <w:bCs w:val="false"/>
+                <w:i w:val="false"/>
+                <w:iCs w:val="false"/>
+                <w:color w:val="000000"/>
+                <w:sz w:val="19"/>
+                <w:szCs w:val="19"/>
+              </w:rPr>
+              <w:t xml:space="preserve"/>
+            </w:r>
+          </w:p>
+        </w:tc>
+      </w:tr>
+      <w:tr>
+        <w:tc>
+          <w:tcPr>
+            <w:tcW w:type="dxa" w:w="2500"/>
+            <w:tcBorders>
+              <w:top w:val="single" w:color="BFBFBF" w:sz="2"/>
+              <w:left w:val="single" w:color="BFBFBF" w:sz="2"/>
+              <w:bottom w:val="single" w:color="BFBFBF" w:sz="2"/>
+              <w:right w:val="single" w:color="BFBFBF" w:sz="2"/>
+            </w:tcBorders>
+            <w:tcMar>
+              <w:top w:type="dxa" w:w="60"/>
+              <w:left w:type="dxa" w:w="100"/>
+              <w:bottom w:type="dxa" w:w="60"/>
+              <w:right w:type="dxa" w:w="100"/>
+            </w:tcMar>
+          </w:tcPr>
+          <w:p>
+            <w:r>
+              <w:rPr>
+                <w:rFonts w:ascii="Calibri" w:cs="Calibri" w:eastAsia="Calibri" w:hAnsi="Calibri"/>
+                <w:b w:val="false"/>
+                <w:bCs w:val="false"/>
+                <w:i w:val="false"/>
+                <w:iCs w:val="false"/>
+                <w:color w:val="000000"/>
+                <w:sz w:val="19"/>
+                <w:szCs w:val="19"/>
+              </w:rPr>
+              <w:t xml:space="preserve"/>
+            </w:r>
+          </w:p>
+        </w:tc>
+        <w:tc>
+          <w:tcPr>
+            <w:tcW w:type="dxa" w:w="1600"/>
+            <w:tcBorders>
+              <w:top w:val="single" w:color="BFBFBF" w:sz="2"/>
+              <w:left w:val="single" w:color="BFBFBF" w:sz="2"/>
+              <w:bottom w:val="single" w:color="BFBFBF" w:sz="2"/>
+              <w:right w:val="single" w:color="BFBFBF" w:sz="2"/>
+            </w:tcBorders>
+            <w:tcMar>
+              <w:top w:type="dxa" w:w="60"/>
+              <w:left w:type="dxa" w:w="100"/>
+              <w:bottom w:type="dxa" w:w="60"/>
+              <w:right w:type="dxa" w:w="100"/>
+            </w:tcMar>
+          </w:tcPr>
+          <w:p>
+            <w:r>
+              <w:rPr>
+                <w:rFonts w:ascii="Calibri" w:cs="Calibri" w:eastAsia="Calibri" w:hAnsi="Calibri"/>
+                <w:b w:val="false"/>
+                <w:bCs w:val="false"/>
+                <w:i w:val="false"/>
+                <w:iCs w:val="false"/>
+                <w:color w:val="000000"/>
+                <w:sz w:val="19"/>
+                <w:szCs w:val="19"/>
+              </w:rPr>
+              <w:t xml:space="preserve"/>
+            </w:r>
+          </w:p>
+        </w:tc>
+        <w:tc>
+          <w:tcPr>
+            <w:tcW w:type="dxa" w:w="1400"/>
+            <w:tcBorders>
+              <w:top w:val="single" w:color="BFBFBF" w:sz="2"/>
+              <w:left w:val="single" w:color="BFBFBF" w:sz="2"/>
+              <w:bottom w:val="single" w:color="BFBFBF" w:sz="2"/>
+              <w:right w:val="single" w:color="BFBFBF" w:sz="2"/>
+            </w:tcBorders>
+            <w:tcMar>
+              <w:top w:type="dxa" w:w="60"/>
+              <w:left w:type="dxa" w:w="100"/>
+              <w:bottom w:type="dxa" w:w="60"/>
+              <w:right w:type="dxa" w:w="100"/>
+            </w:tcMar>
+          </w:tcPr>
+          <w:p>
+            <w:r>
+              <w:rPr>
+                <w:rFonts w:ascii="Calibri" w:cs="Calibri" w:eastAsia="Calibri" w:hAnsi="Calibri"/>
+                <w:b w:val="false"/>
+                <w:bCs w:val="false"/>
+                <w:i w:val="false"/>
+                <w:iCs w:val="false"/>
+                <w:color w:val="000000"/>
+                <w:sz w:val="19"/>
+                <w:szCs w:val="19"/>
+              </w:rPr>
+              <w:t xml:space="preserve"/>
+            </w:r>
+          </w:p>
+        </w:tc>
+        <w:tc>
+          <w:tcPr>
+            <w:tcW w:type="dxa" w:w="1400"/>
+            <w:tcBorders>
+              <w:top w:val="single" w:color="BFBFBF" w:sz="2"/>
+              <w:left w:val="single" w:color="BFBFBF" w:sz="2"/>
+              <w:bottom w:val="single" w:color="BFBFBF" w:sz="2"/>
+              <w:right w:val="single" w:color="BFBFBF" w:sz="2"/>
+            </w:tcBorders>
+            <w:tcMar>
+              <w:top w:type="dxa" w:w="60"/>
+              <w:left w:type="dxa" w:w="100"/>
+              <w:bottom w:type="dxa" w:w="60"/>
+              <w:right w:type="dxa" w:w="100"/>
+            </w:tcMar>
+          </w:tcPr>
+          <w:p>
+            <w:r>
+              <w:rPr>
+                <w:rFonts w:ascii="Calibri" w:cs="Calibri" w:eastAsia="Calibri" w:hAnsi="Calibri"/>
+                <w:b w:val="false"/>
+                <w:bCs w:val="false"/>
+                <w:i w:val="false"/>
+                <w:iCs w:val="false"/>
+                <w:color w:val="000000"/>
+                <w:sz w:val="19"/>
+                <w:szCs w:val="19"/>
+              </w:rPr>
+              <w:t xml:space="preserve"/>
+            </w:r>
+          </w:p>
+        </w:tc>
+        <w:tc>
+          <w:tcPr>
+            <w:tcW w:type="dxa" w:w="2738"/>
+            <w:tcBorders>
+              <w:top w:val="single" w:color="BFBFBF" w:sz="2"/>
+              <w:left w:val="single" w:color="BFBFBF" w:sz="2"/>
+              <w:bottom w:val="single" w:color="BFBFBF" w:sz="2"/>
+              <w:right w:val="single" w:color="BFBFBF" w:sz="2"/>
+            </w:tcBorders>
+            <w:tcMar>
+              <w:top w:type="dxa" w:w="60"/>
+              <w:left w:type="dxa" w:w="100"/>
+              <w:bottom w:type="dxa" w:w="60"/>
+              <w:right w:type="dxa" w:w="100"/>
+            </w:tcMar>
+          </w:tcPr>
+          <w:p>
+            <w:r>
+              <w:rPr>
+                <w:rFonts w:ascii="Calibri" w:cs="Calibri" w:eastAsia="Calibri" w:hAnsi="Calibri"/>
+                <w:b w:val="false"/>
+                <w:bCs w:val="false"/>
+                <w:i w:val="false"/>
+                <w:iCs w:val="false"/>
+                <w:color w:val="000000"/>
+                <w:sz w:val="19"/>
+                <w:szCs w:val="19"/>
+              </w:rPr>
+              <w:t xml:space="preserve"/>
+            </w:r>
+          </w:p>
+        </w:tc>
+      </w:tr>
+    </w:tbl>
     <w:p>
       <w:pPr>
         <w:spacing w:after="20" w:before="260"/>
@@ -2112,6 +3932,42 @@
       <w:pgNumType/>
       <w:docGrid w:linePitch="360"/>
     </w:sectPr>
+    <w:p>
+      <w:pPr>
+        <w:pStyle w:val="ListParagraph"/>
+        <w:numPr>
+          <w:ilvl w:val="0"/>
+          <w:numId w:val="2"/>
+        </w:numPr>
+        <w:spacing w:after="20"/>
+      </w:pPr>
+      <w:r>
+        <w:rPr>
+          <w:rFonts w:ascii="Calibri" w:cs="Calibri" w:eastAsia="Calibri" w:hAnsi="Calibri"/>
+          <w:sz w:val="20"/>
+          <w:szCs w:val="20"/>
+        </w:rPr>
+        <w:t xml:space="preserve">De gekozen toetsdiepte is gemotiveerd.</w:t>
+      </w:r>
+    </w:p>
+    <w:p>
+      <w:pPr>
+        <w:pStyle w:val="ListParagraph"/>
+        <w:numPr>
+          <w:ilvl w:val="0"/>
+          <w:numId w:val="2"/>
+        </w:numPr>
+        <w:spacing w:after="20"/>
+      </w:pPr>
+      <w:r>
+        <w:rPr>
+          <w:rFonts w:ascii="Calibri" w:cs="Calibri" w:eastAsia="Calibri" w:hAnsi="Calibri"/>
+          <w:sz w:val="20"/>
+          <w:szCs w:val="20"/>
+        </w:rPr>
+        <w:t xml:space="preserve">Elk toegepast criterium heeft een expliciet oordeel.</w:t>
+      </w:r>
+    </w:p>
   </w:body>
 </w:document>
 </file>
